--- a/files/SHC_Audit_Findings_FY.docx
+++ b/files/SHC_Audit_Findings_FY.docx
@@ -10,21 +10,12 @@
         <w:rPr>
           <w:color w:val="1F4E78"/>
         </w:rPr>
-        <w:t>Shariah Compliance — SHC Audit Findings FY</w:t>
+        <w:t>External Audit Findings Report - Apex Hospital Chain Bhd FY2025</w:t>
       </w:r>
     </w:p>
     <w:p>
       <w:r>
-        <w:rPr>
-          <w:i/>
-        </w:rPr>
-        <w:t>Document owner: Shariah Compliance Office</w:t>
-      </w:r>
-      <w:r>
-        <w:rPr>
-          <w:i/>
-        </w:rPr>
-        <w:t xml:space="preserve">  ·  Version: FY2025-A  ·  Classification: Internal — Working</w:t>
+        <w:t>Auditor: KPMG PLT | Engagement Partner: Vijay Subramaniam | Period: FYE 31 December 2025 | Date issued: 12 May 2026 | Recipients: Audit Committee + Group CFO</w:t>
       </w:r>
     </w:p>
     <w:p>
@@ -32,17 +23,12 @@
         <w:pStyle w:val="Heading1"/>
       </w:pPr>
       <w:r>
-        <w:t>1. Executive Summary</w:t>
+        <w:t>1. Audit opinion</w:t>
       </w:r>
     </w:p>
     <w:p>
       <w:r>
-        <w:t>This document is the working artefact for the shc audit findings fy use case in the shariah compliance domain. It is staged for a Microsoft 365 Copilot Cowork / Notebook demo and contains plausible (illustrative) figures, lists, and narratives — not real customer data. The numbers tie back to the companion spreadsheet of the same stem.</w:t>
-      </w:r>
-    </w:p>
-    <w:p>
-      <w:r>
-        <w:t>The intended demo flow: a shariah compliance stakeholder asks Copilot to summarise, compare, draft, or distribute the contents of this file alongside related artefacts. Cowork fans the task out into 5 parallel sub-tasks (draft Word, draft email, schedule meeting, post Teams message, build action tracker). Notebook adds it as a source and answers grounded questions across all sources.</w:t>
+        <w:t>In our opinion, the consolidated financial statements of Apex Hospital Chain Bhd and its subsidiaries give a true and fair view of the consolidated financial position as at 31 December 2025, and of their consolidated financial performance and cash flows for the year then ended, in accordance with Malaysian Financial Reporting Standards (MFRS) and Companies Act 2016. Unqualified opinion.</w:t>
       </w:r>
     </w:p>
     <w:p>
@@ -50,17 +36,31 @@
         <w:pStyle w:val="Heading1"/>
       </w:pPr>
       <w:r>
-        <w:t>2. Scenario &amp; Background</w:t>
+        <w:t>2. Key audit matters</w:t>
       </w:r>
     </w:p>
     <w:p>
+      <w:pPr>
+        <w:pStyle w:val="ListBullet"/>
+      </w:pPr>
       <w:r>
-        <w:t>The Group is mid-cycle on its FY2025 close and is rolling forward into FY2026 planning. The shariah compliance portfolio has surfaced a mix of on-track lines and corrective items. This shc audit findings fy captures the working position on those items so the Group office, the operating committee, and (where relevant) the regulator-facing officer can align on next steps.</w:t>
+        <w:t>KAM-1 - Revenue recognition for managed care contracts (significant judgement)</w:t>
       </w:r>
     </w:p>
     <w:p>
+      <w:pPr>
+        <w:pStyle w:val="ListBullet"/>
+      </w:pPr>
       <w:r>
-        <w:t>The team has triangulated the working dataset against three peer benchmarks and against the regulator's published thresholds for the sector. Findings carried over from the prior cycle have been re-examined to test whether the original assumptions still hold under the FY2026 base case.</w:t>
+        <w:t>KAM-2 - Impairment assessment of goodwill from FY2022 acquisition of Cendana Medical Centre</w:t>
+      </w:r>
+    </w:p>
+    <w:p>
+      <w:pPr>
+        <w:pStyle w:val="ListBullet"/>
+      </w:pPr>
+      <w:r>
+        <w:t>KAM-3 - Provisions for medical malpractice claims (estimation uncertainty)</w:t>
       </w:r>
     </w:p>
     <w:p>
@@ -68,59 +68,224 @@
         <w:pStyle w:val="Heading1"/>
       </w:pPr>
       <w:r>
-        <w:t>3. Detail &amp; Working</w:t>
+        <w:t>3. Findings classified by severity</w:t>
+      </w:r>
+    </w:p>
+    <w:tbl>
+      <w:tblPr>
+        <w:tblStyle w:val="LightGrid-Accent1"/>
+        <w:tblW w:type="auto" w:w="0"/>
+        <w:tblLook w:firstColumn="1" w:firstRow="1" w:lastColumn="0" w:lastRow="0" w:noHBand="0" w:noVBand="1" w:val="04A0"/>
+      </w:tblPr>
+      <w:tblGrid>
+        <w:gridCol w:w="2160"/>
+        <w:gridCol w:w="2160"/>
+        <w:gridCol w:w="2160"/>
+        <w:gridCol w:w="2160"/>
+      </w:tblGrid>
+      <w:tr>
+        <w:tc>
+          <w:tcPr>
+            <w:tcW w:type="dxa" w:w="2160"/>
+          </w:tcPr>
+          <w:p>
+            <w:r>
+              <w:rPr>
+                <w:b/>
+              </w:rPr>
+              <w:t>Severity</w:t>
+            </w:r>
+          </w:p>
+        </w:tc>
+        <w:tc>
+          <w:tcPr>
+            <w:tcW w:type="dxa" w:w="2160"/>
+          </w:tcPr>
+          <w:p>
+            <w:r>
+              <w:rPr>
+                <w:b/>
+              </w:rPr>
+              <w:t>Findings</w:t>
+            </w:r>
+          </w:p>
+        </w:tc>
+        <w:tc>
+          <w:tcPr>
+            <w:tcW w:type="dxa" w:w="2160"/>
+          </w:tcPr>
+          <w:p>
+            <w:r>
+              <w:rPr>
+                <w:b/>
+              </w:rPr>
+              <w:t>Owner</w:t>
+            </w:r>
+          </w:p>
+        </w:tc>
+        <w:tc>
+          <w:tcPr>
+            <w:tcW w:type="dxa" w:w="2160"/>
+          </w:tcPr>
+          <w:p>
+            <w:r>
+              <w:rPr>
+                <w:b/>
+              </w:rPr>
+              <w:t>Target close</w:t>
+            </w:r>
+          </w:p>
+        </w:tc>
+      </w:tr>
+      <w:tr>
+        <w:tc>
+          <w:tcPr>
+            <w:tcW w:type="dxa" w:w="2160"/>
+          </w:tcPr>
+          <w:p>
+            <w:r>
+              <w:t>Significant Deficiency</w:t>
+            </w:r>
+          </w:p>
+        </w:tc>
+        <w:tc>
+          <w:tcPr>
+            <w:tcW w:type="dxa" w:w="2160"/>
+          </w:tcPr>
+          <w:p>
+            <w:r>
+              <w:t>2</w:t>
+            </w:r>
+          </w:p>
+        </w:tc>
+        <w:tc>
+          <w:tcPr>
+            <w:tcW w:type="dxa" w:w="2160"/>
+          </w:tcPr>
+          <w:p>
+            <w:r>
+              <w:t>CFO Office</w:t>
+            </w:r>
+          </w:p>
+        </w:tc>
+        <w:tc>
+          <w:tcPr>
+            <w:tcW w:type="dxa" w:w="2160"/>
+          </w:tcPr>
+          <w:p>
+            <w:r>
+              <w:t>30-Jun-2026</w:t>
+            </w:r>
+          </w:p>
+        </w:tc>
+      </w:tr>
+      <w:tr>
+        <w:tc>
+          <w:tcPr>
+            <w:tcW w:type="dxa" w:w="2160"/>
+          </w:tcPr>
+          <w:p>
+            <w:r>
+              <w:t>Control Deficiency</w:t>
+            </w:r>
+          </w:p>
+        </w:tc>
+        <w:tc>
+          <w:tcPr>
+            <w:tcW w:type="dxa" w:w="2160"/>
+          </w:tcPr>
+          <w:p>
+            <w:r>
+              <w:t>7</w:t>
+            </w:r>
+          </w:p>
+        </w:tc>
+        <w:tc>
+          <w:tcPr>
+            <w:tcW w:type="dxa" w:w="2160"/>
+          </w:tcPr>
+          <w:p>
+            <w:r>
+              <w:t>Various Heads</w:t>
+            </w:r>
+          </w:p>
+        </w:tc>
+        <w:tc>
+          <w:tcPr>
+            <w:tcW w:type="dxa" w:w="2160"/>
+          </w:tcPr>
+          <w:p>
+            <w:r>
+              <w:t>31-Dec-2026</w:t>
+            </w:r>
+          </w:p>
+        </w:tc>
+      </w:tr>
+      <w:tr>
+        <w:tc>
+          <w:tcPr>
+            <w:tcW w:type="dxa" w:w="2160"/>
+          </w:tcPr>
+          <w:p>
+            <w:r>
+              <w:t>Recommendation</w:t>
+            </w:r>
+          </w:p>
+        </w:tc>
+        <w:tc>
+          <w:tcPr>
+            <w:tcW w:type="dxa" w:w="2160"/>
+          </w:tcPr>
+          <w:p>
+            <w:r>
+              <w:t>14</w:t>
+            </w:r>
+          </w:p>
+        </w:tc>
+        <w:tc>
+          <w:tcPr>
+            <w:tcW w:type="dxa" w:w="2160"/>
+          </w:tcPr>
+          <w:p>
+            <w:r>
+              <w:t>Various Heads</w:t>
+            </w:r>
+          </w:p>
+        </w:tc>
+        <w:tc>
+          <w:tcPr>
+            <w:tcW w:type="dxa" w:w="2160"/>
+          </w:tcPr>
+          <w:p>
+            <w:r>
+              <w:t>FY2026 cycle</w:t>
+            </w:r>
+          </w:p>
+        </w:tc>
+      </w:tr>
+    </w:tbl>
+    <w:p>
+      <w:pPr>
+        <w:pStyle w:val="Heading1"/>
+      </w:pPr>
+      <w:r>
+        <w:t>4. Significant deficiencies - detail</w:t>
       </w:r>
     </w:p>
     <w:p>
       <w:pPr>
-        <w:pStyle w:val="Heading2"/>
+        <w:pStyle w:val="ListNumber"/>
       </w:pPr>
       <w:r>
-        <w:t>3.1 Position at end of period</w:t>
-      </w:r>
-    </w:p>
-    <w:p>
-      <w:r>
-        <w:t>The closing position by unit / segment is captured in the Audit Findings tab of the companion workbook. Headline metrics — Open Findings, Closure %, Tabarru MYR M — are within the agreed corridors for Underwriting, Investment, and Marketing; outside the corridor for Distribution and Operations; and under recovery monitoring for IT.</w:t>
+        <w:t>SD-1 - Inadequate IT general controls in revenue cycle management application (RCM-2) at 4 hospitals - manual reconciliation does not fully compensate. Management response: ITGC remediation plan engaged with vendor; close by 30-Jun-2026.</w:t>
       </w:r>
     </w:p>
     <w:p>
       <w:pPr>
-        <w:pStyle w:val="Heading2"/>
+        <w:pStyle w:val="ListNumber"/>
       </w:pPr>
       <w:r>
-        <w:t>3.2 Key drivers</w:t>
-      </w:r>
-    </w:p>
-    <w:p>
-      <w:r>
-        <w:t>The driver bridge (see Closure Bridge tab) attributes the FY25 variance to a balanced mix of volume / mix, pricing and discount discipline, cost base reset, capex re-baseline, working capital, regulatory provisions, FX and hedging, and productivity / automation. Each driver carries an owner and a status (on-track / at-risk / behind / recovered / mitigated).</w:t>
-      </w:r>
-    </w:p>
-    <w:p>
-      <w:pPr>
-        <w:pStyle w:val="Heading2"/>
-      </w:pPr>
-      <w:r>
-        <w:t>3.3 Sensitivities and assumptions</w:t>
-      </w:r>
-    </w:p>
-    <w:p>
-      <w:r>
-        <w:t>The base case assumes FY2026 macro inputs hold within plus/minus 50 basis points of the current corridor. The upside and downside scenarios stress the headline metrics by plus/minus two corridors and re-test the recovery plan owners against the stressed position. Key sensitivities: rate path, FX MYR/USD, commodity benchmarks, regulator timing, and customer concentration.</w:t>
-      </w:r>
-    </w:p>
-    <w:p>
-      <w:pPr>
-        <w:pStyle w:val="Heading2"/>
-      </w:pPr>
-      <w:r>
-        <w:t>3.4 Open issues and unknowns</w:t>
-      </w:r>
-    </w:p>
-    <w:p>
-      <w:r>
-        <w:t>The watchlist (see Risk Watchlist tab) tracks 14 indicators flagged in the prior review. Eight are on-track, four are within five points of the threshold (watch), and two have breached and triggered the escalation protocol. Owners and remediation dates are recorded against each item.</w:t>
+        <w:t>SD-2 - Delayed reconciliation of intercompany balances between holding and 3 subsidiaries (4-week delay vs 2-week policy). Management response: process redesign and SLA enforcement; close by 31-May-2026.</w:t>
       </w:r>
     </w:p>
     <w:p>
@@ -128,140 +293,12 @@
         <w:pStyle w:val="Heading1"/>
       </w:pPr>
       <w:r>
-        <w:t>4. Recommended Actions</w:t>
-      </w:r>
-    </w:p>
-    <w:p>
-      <w:pPr>
-        <w:pStyle w:val="ListBullet"/>
-      </w:pPr>
-      <w:r>
-        <w:t>Confirm the shc audit findings fy narrative with the Shariah Compliance CFO before the Board cut-off.</w:t>
-      </w:r>
-    </w:p>
-    <w:p>
-      <w:pPr>
-        <w:pStyle w:val="ListBullet"/>
-      </w:pPr>
-      <w:r>
-        <w:t>Lock the assumption set for the recovery plan and circulate to the division MDs for sign-off.</w:t>
-      </w:r>
-    </w:p>
-    <w:p>
-      <w:pPr>
-        <w:pStyle w:val="ListBullet"/>
-      </w:pPr>
-      <w:r>
-        <w:t>Pre-brief the regulator-facing officer on the 30/60/90-day commitments.</w:t>
-      </w:r>
-    </w:p>
-    <w:p>
-      <w:pPr>
-        <w:pStyle w:val="ListBullet"/>
-      </w:pPr>
-      <w:r>
-        <w:t>Schedule the cross-functional review with risk, legal, IR, and procurement.</w:t>
-      </w:r>
-    </w:p>
-    <w:p>
-      <w:pPr>
-        <w:pStyle w:val="ListBullet"/>
-      </w:pPr>
-      <w:r>
-        <w:t>Capture decisions in the Group decision log with named owners, due dates, and tracking links.</w:t>
-      </w:r>
-    </w:p>
-    <w:p>
-      <w:pPr>
-        <w:pStyle w:val="ListBullet"/>
-      </w:pPr>
-      <w:r>
-        <w:t>Stand up a 5-day Cowork sprint to publish the variance brief, lender holding lines, IR Q&amp;A pack, and ExCo update.</w:t>
-      </w:r>
-    </w:p>
-    <w:p>
-      <w:pPr>
-        <w:pStyle w:val="Heading1"/>
-      </w:pPr>
-      <w:r>
-        <w:t>5. Appendix — Working dataset units</w:t>
-      </w:r>
-    </w:p>
-    <w:p>
-      <w:pPr>
-        <w:pStyle w:val="ListBullet"/>
-      </w:pPr>
-      <w:r>
-        <w:t>Underwriting</w:t>
-      </w:r>
-    </w:p>
-    <w:p>
-      <w:pPr>
-        <w:pStyle w:val="ListBullet"/>
-      </w:pPr>
-      <w:r>
-        <w:t>Investment</w:t>
-      </w:r>
-    </w:p>
-    <w:p>
-      <w:pPr>
-        <w:pStyle w:val="ListBullet"/>
-      </w:pPr>
-      <w:r>
-        <w:t>Marketing</w:t>
-      </w:r>
-    </w:p>
-    <w:p>
-      <w:pPr>
-        <w:pStyle w:val="ListBullet"/>
-      </w:pPr>
-      <w:r>
-        <w:t>Distribution</w:t>
-      </w:r>
-    </w:p>
-    <w:p>
-      <w:pPr>
-        <w:pStyle w:val="ListBullet"/>
-      </w:pPr>
-      <w:r>
-        <w:t>Operations</w:t>
-      </w:r>
-    </w:p>
-    <w:p>
-      <w:pPr>
-        <w:pStyle w:val="ListBullet"/>
-      </w:pPr>
-      <w:r>
-        <w:t>IT</w:t>
-      </w:r>
-    </w:p>
-    <w:p>
-      <w:pPr>
-        <w:pStyle w:val="ListBullet"/>
-      </w:pPr>
-      <w:r>
-        <w:t>Governance</w:t>
-      </w:r>
-    </w:p>
-    <w:p>
-      <w:pPr>
-        <w:pStyle w:val="ListBullet"/>
-      </w:pPr>
-      <w:r>
-        <w:t>Total</w:t>
-      </w:r>
-    </w:p>
-    <w:p>
-      <w:pPr>
-        <w:pStyle w:val="Heading1"/>
-      </w:pPr>
-      <w:r>
-        <w:t>6. Sign-off &amp; Distribution</w:t>
+        <w:t>5. Audit fees and non-audit services</w:t>
       </w:r>
     </w:p>
     <w:p>
       <w:r>
-        <w:t>Prepared by: Shariah Compliance Office  ·  Reviewed by: CFO  ·  Approved by: CEO  ·  Distributed to: Board, ExCo, Risk Committee, IR, Group Strategy.</w:t>
+        <w:t>Audit fees for FY2025: MYR 2,840,000 (FY2024: MYR 2,620,000). Non-audit services pre-approved by Audit Committee: MYR 480,000 (transfer-pricing advisory and ICAP review). Non-audit fee ratio: 17%, within Bursa MMLR 15.18 threshold.</w:t>
       </w:r>
     </w:p>
     <w:sectPr>
@@ -637,6 +674,10 @@
     <w:name w:val="Normal"/>
     <w:qFormat/>
     <w:rsid w:val="00FC693F"/>
+    <w:rPr>
+      <w:rFonts w:ascii="Aptos" w:hAnsi="Aptos"/>
+      <w:sz w:val="22"/>
+    </w:rPr>
   </w:style>
   <w:style w:type="paragraph" w:styleId="Header">
     <w:name w:val="header"/>

--- a/files/SHC_Audit_Findings_FY.docx
+++ b/files/SHC_Audit_Findings_FY.docx
@@ -4,71 +4,261 @@
   <w:body>
     <w:p>
       <w:pPr>
-        <w:pStyle w:val="Title"/>
+        <w:jc w:val="left"/>
       </w:pPr>
       <w:r>
         <w:rPr>
-          <w:color w:val="1F4E78"/>
+          <w:b/>
+          <w:color w:val="6B7280"/>
+          <w:sz w:val="18"/>
         </w:rPr>
-        <w:t>External Audit Findings Report - Apex Hospital Chain Bhd FY2025</w:t>
-      </w:r>
-    </w:p>
-    <w:p>
-      <w:r>
-        <w:t>Auditor: KPMG PLT | Engagement Partner: Vijay Subramaniam | Period: FYE 31 December 2025 | Date issued: 12 May 2026 | Recipients: Audit Committee + Group CFO</w:t>
+        <w:t>ZAVA CONGLOMERATE</w:t>
       </w:r>
     </w:p>
     <w:p>
       <w:pPr>
-        <w:pStyle w:val="Heading1"/>
+        <w:spacing w:after="40"/>
       </w:pPr>
       <w:r>
-        <w:t>1. Audit opinion</w:t>
-      </w:r>
-    </w:p>
-    <w:p>
-      <w:r>
-        <w:t>In our opinion, the consolidated financial statements of Apex Hospital Chain Bhd and its subsidiaries give a true and fair view of the consolidated financial position as at 31 December 2025, and of their consolidated financial performance and cash flows for the year then ended, in accordance with Malaysian Financial Reporting Standards (MFRS) and Companies Act 2016. Unqualified opinion.</w:t>
+        <w:rPr>
+          <w:b/>
+          <w:color w:val="1F2D55"/>
+          <w:sz w:val="44"/>
+        </w:rPr>
+        <w:t>SHC Audit Findings FY</w:t>
       </w:r>
     </w:p>
     <w:p>
       <w:pPr>
-        <w:pStyle w:val="Heading1"/>
+        <w:spacing w:after="200"/>
       </w:pPr>
       <w:r>
-        <w:t>2. Key audit matters</w:t>
+        <w:rPr>
+          <w:i/>
+          <w:color w:val="4B5B7C"/>
+          <w:sz w:val="22"/>
+        </w:rPr>
+        <w:t>Internal Audit &amp; Assurance · Findings Pack</w:t>
       </w:r>
     </w:p>
     <w:p>
       <w:pPr>
-        <w:pStyle w:val="ListBullet"/>
+        <w:spacing w:after="40"/>
       </w:pPr>
       <w:r>
-        <w:t>KAM-1 - Revenue recognition for managed care contracts (significant judgement)</w:t>
+        <w:rPr>
+          <w:b/>
+          <w:color w:val="1F2D55"/>
+          <w:sz w:val="20"/>
+        </w:rPr>
+        <w:t xml:space="preserve">Audit reference:  </w:t>
+      </w:r>
+      <w:r>
+        <w:rPr>
+          <w:sz w:val="20"/>
+        </w:rPr>
+        <w:t>IA-2026-179</w:t>
       </w:r>
     </w:p>
     <w:p>
       <w:pPr>
-        <w:pStyle w:val="ListBullet"/>
+        <w:spacing w:after="40"/>
       </w:pPr>
       <w:r>
-        <w:t>KAM-2 - Impairment assessment of goodwill from FY2022 acquisition of Cendana Medical Centre</w:t>
+        <w:rPr>
+          <w:b/>
+          <w:color w:val="1F2D55"/>
+          <w:sz w:val="20"/>
+        </w:rPr>
+        <w:t xml:space="preserve">Period covered:  </w:t>
+      </w:r>
+      <w:r>
+        <w:rPr>
+          <w:sz w:val="20"/>
+        </w:rPr>
+        <w:t>Q1–Q3 FY2026</w:t>
       </w:r>
     </w:p>
     <w:p>
       <w:pPr>
-        <w:pStyle w:val="ListBullet"/>
+        <w:spacing w:after="40"/>
       </w:pPr>
       <w:r>
-        <w:t>KAM-3 - Provisions for medical malpractice claims (estimation uncertainty)</w:t>
+        <w:rPr>
+          <w:b/>
+          <w:color w:val="1F2D55"/>
+          <w:sz w:val="20"/>
+        </w:rPr>
+        <w:t xml:space="preserve">Audit sponsor:  </w:t>
+      </w:r>
+      <w:r>
+        <w:rPr>
+          <w:sz w:val="20"/>
+        </w:rPr>
+        <w:t>Hadar Caspit, Group CFO</w:t>
       </w:r>
     </w:p>
     <w:p>
       <w:pPr>
-        <w:pStyle w:val="Heading1"/>
+        <w:spacing w:after="40"/>
       </w:pPr>
       <w:r>
-        <w:t>3. Findings classified by severity</w:t>
+        <w:rPr>
+          <w:b/>
+          <w:color w:val="1F2D55"/>
+          <w:sz w:val="20"/>
+        </w:rPr>
+        <w:t xml:space="preserve">Lead auditor:  </w:t>
+      </w:r>
+      <w:r>
+        <w:rPr>
+          <w:sz w:val="20"/>
+        </w:rPr>
+        <w:t>Sasha Ouellet (Internal Audit)</w:t>
+      </w:r>
+    </w:p>
+    <w:p>
+      <w:pPr>
+        <w:spacing w:after="40"/>
+      </w:pPr>
+      <w:r>
+        <w:rPr>
+          <w:b/>
+          <w:color w:val="1F2D55"/>
+          <w:sz w:val="20"/>
+        </w:rPr>
+        <w:t xml:space="preserve">Issued:  </w:t>
+      </w:r>
+      <w:r>
+        <w:rPr>
+          <w:sz w:val="20"/>
+        </w:rPr>
+        <w:t>19 May 2026</w:t>
+      </w:r>
+    </w:p>
+    <w:p>
+      <w:pPr>
+        <w:spacing w:after="40"/>
+      </w:pPr>
+      <w:r>
+        <w:rPr>
+          <w:b/>
+          <w:color w:val="1F2D55"/>
+          <w:sz w:val="20"/>
+        </w:rPr>
+        <w:t xml:space="preserve">Source file:  </w:t>
+      </w:r>
+      <w:r>
+        <w:rPr>
+          <w:sz w:val="20"/>
+        </w:rPr>
+        <w:t>SHC_Audit_Findings_FY.docx</w:t>
+      </w:r>
+    </w:p>
+    <w:p>
+      <w:pPr>
+        <w:spacing w:after="40"/>
+      </w:pPr>
+      <w:r>
+        <w:rPr>
+          <w:b/>
+          <w:color w:val="1F2D55"/>
+          <w:sz w:val="20"/>
+        </w:rPr>
+        <w:t xml:space="preserve">Distribution:  </w:t>
+      </w:r>
+      <w:r>
+        <w:rPr>
+          <w:sz w:val="20"/>
+        </w:rPr>
+        <w:t>Audit Committee · Group CFO · Divisional MDs · External Auditor</w:t>
+      </w:r>
+    </w:p>
+    <w:p>
+      <w:pPr>
+        <w:spacing w:before="240" w:after="80"/>
+      </w:pPr>
+      <w:r>
+        <w:rPr>
+          <w:b/>
+          <w:color w:val="1F2D55"/>
+          <w:sz w:val="26"/>
+        </w:rPr>
+        <w:t>1. Executive summary</w:t>
+      </w:r>
+    </w:p>
+    <w:p>
+      <w:pPr>
+        <w:spacing w:after="80"/>
+      </w:pPr>
+      <w:r>
+        <w:rPr>
+          <w:i w:val="0"/>
+          <w:sz w:val="20"/>
+        </w:rPr>
+        <w:t>The Internal Audit function completed the review of operating, financial and compliance controls across the in-scope divisions for the period covered. Twelve findings were raised: 2 rated High, 6 rated Medium and 4 rated Low. Management has accepted all findings and committed remediation plans with named owners and target dates. No material control failures were identified that would, in our judgement, require restatement of financial statements or a public disclosure event.</w:t>
+      </w:r>
+    </w:p>
+    <w:p>
+      <w:pPr>
+        <w:spacing w:after="80"/>
+      </w:pPr>
+      <w:r>
+        <w:rPr>
+          <w:i w:val="0"/>
+          <w:sz w:val="20"/>
+        </w:rPr>
+        <w:t>The two High-rated findings relate to (a) segregation-of-duties weaknesses in the procurement-to-pay workflow at two operating units and (b) gaps in the privileged-access review cadence for finance systems. Both are tracked for closure by end-Q4 FY2026 with weekly status reviews by the audit sponsor.</w:t>
+      </w:r>
+    </w:p>
+    <w:p>
+      <w:pPr>
+        <w:spacing w:before="240" w:after="80"/>
+      </w:pPr>
+      <w:r>
+        <w:rPr>
+          <w:b/>
+          <w:color w:val="1F2D55"/>
+          <w:sz w:val="26"/>
+        </w:rPr>
+        <w:t>2. Scope, approach and limitations</w:t>
+      </w:r>
+    </w:p>
+    <w:p>
+      <w:pPr>
+        <w:spacing w:after="80"/>
+      </w:pPr>
+      <w:r>
+        <w:rPr>
+          <w:i w:val="0"/>
+          <w:sz w:val="20"/>
+        </w:rPr>
+        <w:t>Scope covered: (i) revenue recognition and trade receivables controls, (ii) procurement-to-pay including vendor onboarding and three-way match, (iii) IT general controls for SAP S/4HANA finance modules, (iv) statutory and tax compliance routines for in-country entities, (v) selected ESG metrics feeding the integrated annual report. Out-of-scope: M&amp;A integration controls at recently-acquired entities (deferred to FY2027 audit plan).</w:t>
+      </w:r>
+    </w:p>
+    <w:p>
+      <w:pPr>
+        <w:spacing w:after="80"/>
+      </w:pPr>
+      <w:r>
+        <w:rPr>
+          <w:i w:val="0"/>
+          <w:sz w:val="20"/>
+        </w:rPr>
+        <w:t>Approach combined process walkthroughs, control design assessment, test of operating effectiveness on a statistical sample, data analytics over full populations where systems permitted, and management interviews. Sample sizes and confidence intervals are documented in working papers W/P-IA-2026-118–160.</w:t>
+      </w:r>
+    </w:p>
+    <w:p>
+      <w:pPr>
+        <w:spacing w:before="240" w:after="80"/>
+      </w:pPr>
+      <w:r>
+        <w:rPr>
+          <w:b/>
+          <w:color w:val="1F2D55"/>
+          <w:sz w:val="26"/>
+        </w:rPr>
+        <w:t>3. Findings register</w:t>
       </w:r>
     </w:p>
     <w:tbl>
@@ -78,46 +268,106 @@
         <w:tblLook w:firstColumn="1" w:firstRow="1" w:lastColumn="0" w:lastRow="0" w:noHBand="0" w:noVBand="1" w:val="04A0"/>
       </w:tblPr>
       <w:tblGrid>
-        <w:gridCol w:w="2160"/>
-        <w:gridCol w:w="2160"/>
-        <w:gridCol w:w="2160"/>
-        <w:gridCol w:w="2160"/>
+        <w:gridCol w:w="1234"/>
+        <w:gridCol w:w="1234"/>
+        <w:gridCol w:w="1234"/>
+        <w:gridCol w:w="1234"/>
+        <w:gridCol w:w="1234"/>
+        <w:gridCol w:w="1234"/>
+        <w:gridCol w:w="1234"/>
       </w:tblGrid>
       <w:tr>
         <w:tc>
           <w:tcPr>
-            <w:tcW w:type="dxa" w:w="2160"/>
+            <w:tcW w:type="dxa" w:w="1234"/>
+            <w:shd w:val="clear" w:color="auto" w:fill="1F2D55"/>
           </w:tcPr>
           <w:p>
             <w:r>
               <w:rPr>
                 <w:b/>
+                <w:color w:val="FFFFFF"/>
+                <w:sz w:val="18"/>
               </w:rPr>
-              <w:t>Severity</w:t>
+              <w:t>Ref</w:t>
             </w:r>
           </w:p>
         </w:tc>
         <w:tc>
           <w:tcPr>
-            <w:tcW w:type="dxa" w:w="2160"/>
+            <w:tcW w:type="dxa" w:w="1234"/>
+            <w:shd w:val="clear" w:color="auto" w:fill="1F2D55"/>
           </w:tcPr>
           <w:p>
             <w:r>
               <w:rPr>
                 <w:b/>
+                <w:color w:val="FFFFFF"/>
+                <w:sz w:val="18"/>
               </w:rPr>
-              <w:t>Findings</w:t>
+              <w:t>Rating</w:t>
             </w:r>
           </w:p>
         </w:tc>
         <w:tc>
           <w:tcPr>
-            <w:tcW w:type="dxa" w:w="2160"/>
+            <w:tcW w:type="dxa" w:w="1234"/>
+            <w:shd w:val="clear" w:color="auto" w:fill="1F2D55"/>
           </w:tcPr>
           <w:p>
             <w:r>
               <w:rPr>
                 <w:b/>
+                <w:color w:val="FFFFFF"/>
+                <w:sz w:val="18"/>
+              </w:rPr>
+              <w:t>Process area</w:t>
+            </w:r>
+          </w:p>
+        </w:tc>
+        <w:tc>
+          <w:tcPr>
+            <w:tcW w:type="dxa" w:w="1234"/>
+            <w:shd w:val="clear" w:color="auto" w:fill="1F2D55"/>
+          </w:tcPr>
+          <w:p>
+            <w:r>
+              <w:rPr>
+                <w:b/>
+                <w:color w:val="FFFFFF"/>
+                <w:sz w:val="18"/>
+              </w:rPr>
+              <w:t>Finding</w:t>
+            </w:r>
+          </w:p>
+        </w:tc>
+        <w:tc>
+          <w:tcPr>
+            <w:tcW w:type="dxa" w:w="1234"/>
+            <w:shd w:val="clear" w:color="auto" w:fill="1F2D55"/>
+          </w:tcPr>
+          <w:p>
+            <w:r>
+              <w:rPr>
+                <w:b/>
+                <w:color w:val="FFFFFF"/>
+                <w:sz w:val="18"/>
+              </w:rPr>
+              <w:t>Recommendation</w:t>
+            </w:r>
+          </w:p>
+        </w:tc>
+        <w:tc>
+          <w:tcPr>
+            <w:tcW w:type="dxa" w:w="1234"/>
+            <w:shd w:val="clear" w:color="auto" w:fill="1F2D55"/>
+          </w:tcPr>
+          <w:p>
+            <w:r>
+              <w:rPr>
+                <w:b/>
+                <w:color w:val="FFFFFF"/>
+                <w:sz w:val="18"/>
               </w:rPr>
               <w:t>Owner</w:t>
             </w:r>
@@ -125,14 +375,17 @@
         </w:tc>
         <w:tc>
           <w:tcPr>
-            <w:tcW w:type="dxa" w:w="2160"/>
+            <w:tcW w:type="dxa" w:w="1234"/>
+            <w:shd w:val="clear" w:color="auto" w:fill="1F2D55"/>
           </w:tcPr>
           <w:p>
             <w:r>
               <w:rPr>
                 <w:b/>
+                <w:color w:val="FFFFFF"/>
+                <w:sz w:val="18"/>
               </w:rPr>
-              <w:t>Target close</w:t>
+              <w:t>Target date</w:t>
             </w:r>
           </w:p>
         </w:tc>
@@ -140,41 +393,92 @@
       <w:tr>
         <w:tc>
           <w:tcPr>
-            <w:tcW w:type="dxa" w:w="2160"/>
+            <w:tcW w:type="dxa" w:w="1234"/>
           </w:tcPr>
           <w:p>
             <w:r>
-              <w:t>Significant Deficiency</w:t>
+              <w:rPr>
+                <w:sz w:val="18"/>
+              </w:rPr>
+              <w:t>F-01</w:t>
             </w:r>
           </w:p>
         </w:tc>
         <w:tc>
           <w:tcPr>
-            <w:tcW w:type="dxa" w:w="2160"/>
+            <w:tcW w:type="dxa" w:w="1234"/>
           </w:tcPr>
           <w:p>
             <w:r>
-              <w:t>2</w:t>
+              <w:rPr>
+                <w:sz w:val="18"/>
+              </w:rPr>
+              <w:t>High</w:t>
             </w:r>
           </w:p>
         </w:tc>
         <w:tc>
           <w:tcPr>
-            <w:tcW w:type="dxa" w:w="2160"/>
+            <w:tcW w:type="dxa" w:w="1234"/>
           </w:tcPr>
           <w:p>
             <w:r>
-              <w:t>CFO Office</w:t>
+              <w:rPr>
+                <w:sz w:val="18"/>
+              </w:rPr>
+              <w:t>Procurement-to-pay</w:t>
             </w:r>
           </w:p>
         </w:tc>
         <w:tc>
           <w:tcPr>
-            <w:tcW w:type="dxa" w:w="2160"/>
+            <w:tcW w:type="dxa" w:w="1234"/>
           </w:tcPr>
           <w:p>
             <w:r>
-              <w:t>30-Jun-2026</w:t>
+              <w:rPr>
+                <w:sz w:val="18"/>
+              </w:rPr>
+              <w:t>Three-way match override used 14× in 30 days at SubCo-A without compensating control.</w:t>
+            </w:r>
+          </w:p>
+        </w:tc>
+        <w:tc>
+          <w:tcPr>
+            <w:tcW w:type="dxa" w:w="1234"/>
+          </w:tcPr>
+          <w:p>
+            <w:r>
+              <w:rPr>
+                <w:sz w:val="18"/>
+              </w:rPr>
+              <w:t>Reinstate hard block in SAP; daily exception report to Procurement Director.</w:t>
+            </w:r>
+          </w:p>
+        </w:tc>
+        <w:tc>
+          <w:tcPr>
+            <w:tcW w:type="dxa" w:w="1234"/>
+          </w:tcPr>
+          <w:p>
+            <w:r>
+              <w:rPr>
+                <w:sz w:val="18"/>
+              </w:rPr>
+              <w:t>Head of Procurement</w:t>
+            </w:r>
+          </w:p>
+        </w:tc>
+        <w:tc>
+          <w:tcPr>
+            <w:tcW w:type="dxa" w:w="1234"/>
+          </w:tcPr>
+          <w:p>
+            <w:r>
+              <w:rPr>
+                <w:sz w:val="18"/>
+              </w:rPr>
+              <w:t>30 Jun 2026</w:t>
             </w:r>
           </w:p>
         </w:tc>
@@ -182,41 +486,92 @@
       <w:tr>
         <w:tc>
           <w:tcPr>
-            <w:tcW w:type="dxa" w:w="2160"/>
+            <w:tcW w:type="dxa" w:w="1234"/>
           </w:tcPr>
           <w:p>
             <w:r>
-              <w:t>Control Deficiency</w:t>
+              <w:rPr>
+                <w:sz w:val="18"/>
+              </w:rPr>
+              <w:t>F-02</w:t>
             </w:r>
           </w:p>
         </w:tc>
         <w:tc>
           <w:tcPr>
-            <w:tcW w:type="dxa" w:w="2160"/>
+            <w:tcW w:type="dxa" w:w="1234"/>
           </w:tcPr>
           <w:p>
             <w:r>
-              <w:t>7</w:t>
+              <w:rPr>
+                <w:sz w:val="18"/>
+              </w:rPr>
+              <w:t>High</w:t>
             </w:r>
           </w:p>
         </w:tc>
         <w:tc>
           <w:tcPr>
-            <w:tcW w:type="dxa" w:w="2160"/>
+            <w:tcW w:type="dxa" w:w="1234"/>
           </w:tcPr>
           <w:p>
             <w:r>
-              <w:t>Various Heads</w:t>
+              <w:rPr>
+                <w:sz w:val="18"/>
+              </w:rPr>
+              <w:t>IT General Controls</w:t>
             </w:r>
           </w:p>
         </w:tc>
         <w:tc>
           <w:tcPr>
-            <w:tcW w:type="dxa" w:w="2160"/>
+            <w:tcW w:type="dxa" w:w="1234"/>
           </w:tcPr>
           <w:p>
             <w:r>
-              <w:t>31-Dec-2026</w:t>
+              <w:rPr>
+                <w:sz w:val="18"/>
+              </w:rPr>
+              <w:t>Privileged-access review cadence lapsed for 4 SAP finance roles (quarterly review missed in Q2).</w:t>
+            </w:r>
+          </w:p>
+        </w:tc>
+        <w:tc>
+          <w:tcPr>
+            <w:tcW w:type="dxa" w:w="1234"/>
+          </w:tcPr>
+          <w:p>
+            <w:r>
+              <w:rPr>
+                <w:sz w:val="18"/>
+              </w:rPr>
+              <w:t>Restart quarterly access review; automate via SailPoint; provide evidence to IA.</w:t>
+            </w:r>
+          </w:p>
+        </w:tc>
+        <w:tc>
+          <w:tcPr>
+            <w:tcW w:type="dxa" w:w="1234"/>
+          </w:tcPr>
+          <w:p>
+            <w:r>
+              <w:rPr>
+                <w:sz w:val="18"/>
+              </w:rPr>
+              <w:t>CISO</w:t>
+            </w:r>
+          </w:p>
+        </w:tc>
+        <w:tc>
+          <w:tcPr>
+            <w:tcW w:type="dxa" w:w="1234"/>
+          </w:tcPr>
+          <w:p>
+            <w:r>
+              <w:rPr>
+                <w:sz w:val="18"/>
+              </w:rPr>
+              <w:t>15 Jun 2026</w:t>
             </w:r>
           </w:p>
         </w:tc>
@@ -224,41 +579,929 @@
       <w:tr>
         <w:tc>
           <w:tcPr>
-            <w:tcW w:type="dxa" w:w="2160"/>
+            <w:tcW w:type="dxa" w:w="1234"/>
           </w:tcPr>
           <w:p>
             <w:r>
-              <w:t>Recommendation</w:t>
+              <w:rPr>
+                <w:sz w:val="18"/>
+              </w:rPr>
+              <w:t>F-03</w:t>
             </w:r>
           </w:p>
         </w:tc>
         <w:tc>
           <w:tcPr>
-            <w:tcW w:type="dxa" w:w="2160"/>
+            <w:tcW w:type="dxa" w:w="1234"/>
           </w:tcPr>
           <w:p>
             <w:r>
-              <w:t>14</w:t>
+              <w:rPr>
+                <w:sz w:val="18"/>
+              </w:rPr>
+              <w:t>Med</w:t>
             </w:r>
           </w:p>
         </w:tc>
         <w:tc>
           <w:tcPr>
-            <w:tcW w:type="dxa" w:w="2160"/>
+            <w:tcW w:type="dxa" w:w="1234"/>
           </w:tcPr>
           <w:p>
             <w:r>
-              <w:t>Various Heads</w:t>
+              <w:rPr>
+                <w:sz w:val="18"/>
+              </w:rPr>
+              <w:t>Revenue recognition</w:t>
             </w:r>
           </w:p>
         </w:tc>
         <w:tc>
           <w:tcPr>
-            <w:tcW w:type="dxa" w:w="2160"/>
+            <w:tcW w:type="dxa" w:w="1234"/>
           </w:tcPr>
           <w:p>
             <w:r>
-              <w:t>FY2026 cycle</w:t>
+              <w:rPr>
+                <w:sz w:val="18"/>
+              </w:rPr>
+              <w:t>Long-term contract milestones at Construction Division applied inconsistent stage-completion %.</w:t>
+            </w:r>
+          </w:p>
+        </w:tc>
+        <w:tc>
+          <w:tcPr>
+            <w:tcW w:type="dxa" w:w="1234"/>
+          </w:tcPr>
+          <w:p>
+            <w:r>
+              <w:rPr>
+                <w:sz w:val="18"/>
+              </w:rPr>
+              <w:t>Standardise stage-completion template; finance controller second-line review.</w:t>
+            </w:r>
+          </w:p>
+        </w:tc>
+        <w:tc>
+          <w:tcPr>
+            <w:tcW w:type="dxa" w:w="1234"/>
+          </w:tcPr>
+          <w:p>
+            <w:r>
+              <w:rPr>
+                <w:sz w:val="18"/>
+              </w:rPr>
+              <w:t>Group Financial Controller</w:t>
+            </w:r>
+          </w:p>
+        </w:tc>
+        <w:tc>
+          <w:tcPr>
+            <w:tcW w:type="dxa" w:w="1234"/>
+          </w:tcPr>
+          <w:p>
+            <w:r>
+              <w:rPr>
+                <w:sz w:val="18"/>
+              </w:rPr>
+              <w:t>31 Jul 2026</w:t>
+            </w:r>
+          </w:p>
+        </w:tc>
+      </w:tr>
+      <w:tr>
+        <w:tc>
+          <w:tcPr>
+            <w:tcW w:type="dxa" w:w="1234"/>
+          </w:tcPr>
+          <w:p>
+            <w:r>
+              <w:rPr>
+                <w:sz w:val="18"/>
+              </w:rPr>
+              <w:t>F-04</w:t>
+            </w:r>
+          </w:p>
+        </w:tc>
+        <w:tc>
+          <w:tcPr>
+            <w:tcW w:type="dxa" w:w="1234"/>
+          </w:tcPr>
+          <w:p>
+            <w:r>
+              <w:rPr>
+                <w:sz w:val="18"/>
+              </w:rPr>
+              <w:t>Med</w:t>
+            </w:r>
+          </w:p>
+        </w:tc>
+        <w:tc>
+          <w:tcPr>
+            <w:tcW w:type="dxa" w:w="1234"/>
+          </w:tcPr>
+          <w:p>
+            <w:r>
+              <w:rPr>
+                <w:sz w:val="18"/>
+              </w:rPr>
+              <w:t>Trade receivables</w:t>
+            </w:r>
+          </w:p>
+        </w:tc>
+        <w:tc>
+          <w:tcPr>
+            <w:tcW w:type="dxa" w:w="1234"/>
+          </w:tcPr>
+          <w:p>
+            <w:r>
+              <w:rPr>
+                <w:sz w:val="18"/>
+              </w:rPr>
+              <w:t>Aged debtor balances &gt;180 days at Retail Distribution Division not provisioned per policy.</w:t>
+            </w:r>
+          </w:p>
+        </w:tc>
+        <w:tc>
+          <w:tcPr>
+            <w:tcW w:type="dxa" w:w="1234"/>
+          </w:tcPr>
+          <w:p>
+            <w:r>
+              <w:rPr>
+                <w:sz w:val="18"/>
+              </w:rPr>
+              <w:t>True-up provision in Q2 close; tighten collection KPI; weekly aged-debtor review.</w:t>
+            </w:r>
+          </w:p>
+        </w:tc>
+        <w:tc>
+          <w:tcPr>
+            <w:tcW w:type="dxa" w:w="1234"/>
+          </w:tcPr>
+          <w:p>
+            <w:r>
+              <w:rPr>
+                <w:sz w:val="18"/>
+              </w:rPr>
+              <w:t>Divisional CFO – Retail</w:t>
+            </w:r>
+          </w:p>
+        </w:tc>
+        <w:tc>
+          <w:tcPr>
+            <w:tcW w:type="dxa" w:w="1234"/>
+          </w:tcPr>
+          <w:p>
+            <w:r>
+              <w:rPr>
+                <w:sz w:val="18"/>
+              </w:rPr>
+              <w:t>30 Jun 2026</w:t>
+            </w:r>
+          </w:p>
+        </w:tc>
+      </w:tr>
+      <w:tr>
+        <w:tc>
+          <w:tcPr>
+            <w:tcW w:type="dxa" w:w="1234"/>
+          </w:tcPr>
+          <w:p>
+            <w:r>
+              <w:rPr>
+                <w:sz w:val="18"/>
+              </w:rPr>
+              <w:t>F-05</w:t>
+            </w:r>
+          </w:p>
+        </w:tc>
+        <w:tc>
+          <w:tcPr>
+            <w:tcW w:type="dxa" w:w="1234"/>
+          </w:tcPr>
+          <w:p>
+            <w:r>
+              <w:rPr>
+                <w:sz w:val="18"/>
+              </w:rPr>
+              <w:t>Med</w:t>
+            </w:r>
+          </w:p>
+        </w:tc>
+        <w:tc>
+          <w:tcPr>
+            <w:tcW w:type="dxa" w:w="1234"/>
+          </w:tcPr>
+          <w:p>
+            <w:r>
+              <w:rPr>
+                <w:sz w:val="18"/>
+              </w:rPr>
+              <w:t>Statutory compliance</w:t>
+            </w:r>
+          </w:p>
+        </w:tc>
+        <w:tc>
+          <w:tcPr>
+            <w:tcW w:type="dxa" w:w="1234"/>
+          </w:tcPr>
+          <w:p>
+            <w:r>
+              <w:rPr>
+                <w:sz w:val="18"/>
+              </w:rPr>
+              <w:t>Withholding tax submissions for 2 cross-border service contracts filed 11 days late.</w:t>
+            </w:r>
+          </w:p>
+        </w:tc>
+        <w:tc>
+          <w:tcPr>
+            <w:tcW w:type="dxa" w:w="1234"/>
+          </w:tcPr>
+          <w:p>
+            <w:r>
+              <w:rPr>
+                <w:sz w:val="18"/>
+              </w:rPr>
+              <w:t>Implement tax-calendar alerts in workflow; reconcile WHT monthly.</w:t>
+            </w:r>
+          </w:p>
+        </w:tc>
+        <w:tc>
+          <w:tcPr>
+            <w:tcW w:type="dxa" w:w="1234"/>
+          </w:tcPr>
+          <w:p>
+            <w:r>
+              <w:rPr>
+                <w:sz w:val="18"/>
+              </w:rPr>
+              <w:t>Group Tax Manager</w:t>
+            </w:r>
+          </w:p>
+        </w:tc>
+        <w:tc>
+          <w:tcPr>
+            <w:tcW w:type="dxa" w:w="1234"/>
+          </w:tcPr>
+          <w:p>
+            <w:r>
+              <w:rPr>
+                <w:sz w:val="18"/>
+              </w:rPr>
+              <w:t>15 Jul 2026</w:t>
+            </w:r>
+          </w:p>
+        </w:tc>
+      </w:tr>
+      <w:tr>
+        <w:tc>
+          <w:tcPr>
+            <w:tcW w:type="dxa" w:w="1234"/>
+          </w:tcPr>
+          <w:p>
+            <w:r>
+              <w:rPr>
+                <w:sz w:val="18"/>
+              </w:rPr>
+              <w:t>F-06</w:t>
+            </w:r>
+          </w:p>
+        </w:tc>
+        <w:tc>
+          <w:tcPr>
+            <w:tcW w:type="dxa" w:w="1234"/>
+          </w:tcPr>
+          <w:p>
+            <w:r>
+              <w:rPr>
+                <w:sz w:val="18"/>
+              </w:rPr>
+              <w:t>Med</w:t>
+            </w:r>
+          </w:p>
+        </w:tc>
+        <w:tc>
+          <w:tcPr>
+            <w:tcW w:type="dxa" w:w="1234"/>
+          </w:tcPr>
+          <w:p>
+            <w:r>
+              <w:rPr>
+                <w:sz w:val="18"/>
+              </w:rPr>
+              <w:t>Vendor master</w:t>
+            </w:r>
+          </w:p>
+        </w:tc>
+        <w:tc>
+          <w:tcPr>
+            <w:tcW w:type="dxa" w:w="1234"/>
+          </w:tcPr>
+          <w:p>
+            <w:r>
+              <w:rPr>
+                <w:sz w:val="18"/>
+              </w:rPr>
+              <w:t>47 dormant vendor records active &gt;18 months; risk of fraudulent reactivation.</w:t>
+            </w:r>
+          </w:p>
+        </w:tc>
+        <w:tc>
+          <w:tcPr>
+            <w:tcW w:type="dxa" w:w="1234"/>
+          </w:tcPr>
+          <w:p>
+            <w:r>
+              <w:rPr>
+                <w:sz w:val="18"/>
+              </w:rPr>
+              <w:t>Mass-deactivate; quarterly dormant-vendor sweep.</w:t>
+            </w:r>
+          </w:p>
+        </w:tc>
+        <w:tc>
+          <w:tcPr>
+            <w:tcW w:type="dxa" w:w="1234"/>
+          </w:tcPr>
+          <w:p>
+            <w:r>
+              <w:rPr>
+                <w:sz w:val="18"/>
+              </w:rPr>
+              <w:t>Head of Procurement</w:t>
+            </w:r>
+          </w:p>
+        </w:tc>
+        <w:tc>
+          <w:tcPr>
+            <w:tcW w:type="dxa" w:w="1234"/>
+          </w:tcPr>
+          <w:p>
+            <w:r>
+              <w:rPr>
+                <w:sz w:val="18"/>
+              </w:rPr>
+              <w:t>31 Jul 2026</w:t>
+            </w:r>
+          </w:p>
+        </w:tc>
+      </w:tr>
+      <w:tr>
+        <w:tc>
+          <w:tcPr>
+            <w:tcW w:type="dxa" w:w="1234"/>
+          </w:tcPr>
+          <w:p>
+            <w:r>
+              <w:rPr>
+                <w:sz w:val="18"/>
+              </w:rPr>
+              <w:t>F-07</w:t>
+            </w:r>
+          </w:p>
+        </w:tc>
+        <w:tc>
+          <w:tcPr>
+            <w:tcW w:type="dxa" w:w="1234"/>
+          </w:tcPr>
+          <w:p>
+            <w:r>
+              <w:rPr>
+                <w:sz w:val="18"/>
+              </w:rPr>
+              <w:t>Med</w:t>
+            </w:r>
+          </w:p>
+        </w:tc>
+        <w:tc>
+          <w:tcPr>
+            <w:tcW w:type="dxa" w:w="1234"/>
+          </w:tcPr>
+          <w:p>
+            <w:r>
+              <w:rPr>
+                <w:sz w:val="18"/>
+              </w:rPr>
+              <w:t>ESG metrics</w:t>
+            </w:r>
+          </w:p>
+        </w:tc>
+        <w:tc>
+          <w:tcPr>
+            <w:tcW w:type="dxa" w:w="1234"/>
+          </w:tcPr>
+          <w:p>
+            <w:r>
+              <w:rPr>
+                <w:sz w:val="18"/>
+              </w:rPr>
+              <w:t>Scope-2 emissions data for 2 plant locations relies on manual spreadsheet capture.</w:t>
+            </w:r>
+          </w:p>
+        </w:tc>
+        <w:tc>
+          <w:tcPr>
+            <w:tcW w:type="dxa" w:w="1234"/>
+          </w:tcPr>
+          <w:p>
+            <w:r>
+              <w:rPr>
+                <w:sz w:val="18"/>
+              </w:rPr>
+              <w:t>Migrate to Envizi platform; second-line assurance pre-publication.</w:t>
+            </w:r>
+          </w:p>
+        </w:tc>
+        <w:tc>
+          <w:tcPr>
+            <w:tcW w:type="dxa" w:w="1234"/>
+          </w:tcPr>
+          <w:p>
+            <w:r>
+              <w:rPr>
+                <w:sz w:val="18"/>
+              </w:rPr>
+              <w:t>Head of Sustainability</w:t>
+            </w:r>
+          </w:p>
+        </w:tc>
+        <w:tc>
+          <w:tcPr>
+            <w:tcW w:type="dxa" w:w="1234"/>
+          </w:tcPr>
+          <w:p>
+            <w:r>
+              <w:rPr>
+                <w:sz w:val="18"/>
+              </w:rPr>
+              <w:t>30 Sep 2026</w:t>
+            </w:r>
+          </w:p>
+        </w:tc>
+      </w:tr>
+      <w:tr>
+        <w:tc>
+          <w:tcPr>
+            <w:tcW w:type="dxa" w:w="1234"/>
+          </w:tcPr>
+          <w:p>
+            <w:r>
+              <w:rPr>
+                <w:sz w:val="18"/>
+              </w:rPr>
+              <w:t>F-08</w:t>
+            </w:r>
+          </w:p>
+        </w:tc>
+        <w:tc>
+          <w:tcPr>
+            <w:tcW w:type="dxa" w:w="1234"/>
+          </w:tcPr>
+          <w:p>
+            <w:r>
+              <w:rPr>
+                <w:sz w:val="18"/>
+              </w:rPr>
+              <w:t>Med</w:t>
+            </w:r>
+          </w:p>
+        </w:tc>
+        <w:tc>
+          <w:tcPr>
+            <w:tcW w:type="dxa" w:w="1234"/>
+          </w:tcPr>
+          <w:p>
+            <w:r>
+              <w:rPr>
+                <w:sz w:val="18"/>
+              </w:rPr>
+              <w:t>Cash management</w:t>
+            </w:r>
+          </w:p>
+        </w:tc>
+        <w:tc>
+          <w:tcPr>
+            <w:tcW w:type="dxa" w:w="1234"/>
+          </w:tcPr>
+          <w:p>
+            <w:r>
+              <w:rPr>
+                <w:sz w:val="18"/>
+              </w:rPr>
+              <w:t>Bank-reconciliation review evidence missing for 3 of 18 in-scope accounts.</w:t>
+            </w:r>
+          </w:p>
+        </w:tc>
+        <w:tc>
+          <w:tcPr>
+            <w:tcW w:type="dxa" w:w="1234"/>
+          </w:tcPr>
+          <w:p>
+            <w:r>
+              <w:rPr>
+                <w:sz w:val="18"/>
+              </w:rPr>
+              <w:t>Standardise sign-off checklist; mandate digital evidence in workflow.</w:t>
+            </w:r>
+          </w:p>
+        </w:tc>
+        <w:tc>
+          <w:tcPr>
+            <w:tcW w:type="dxa" w:w="1234"/>
+          </w:tcPr>
+          <w:p>
+            <w:r>
+              <w:rPr>
+                <w:sz w:val="18"/>
+              </w:rPr>
+              <w:t>Group Treasurer</w:t>
+            </w:r>
+          </w:p>
+        </w:tc>
+        <w:tc>
+          <w:tcPr>
+            <w:tcW w:type="dxa" w:w="1234"/>
+          </w:tcPr>
+          <w:p>
+            <w:r>
+              <w:rPr>
+                <w:sz w:val="18"/>
+              </w:rPr>
+              <w:t>30 Jun 2026</w:t>
+            </w:r>
+          </w:p>
+        </w:tc>
+      </w:tr>
+      <w:tr>
+        <w:tc>
+          <w:tcPr>
+            <w:tcW w:type="dxa" w:w="1234"/>
+          </w:tcPr>
+          <w:p>
+            <w:r>
+              <w:rPr>
+                <w:sz w:val="18"/>
+              </w:rPr>
+              <w:t>F-09</w:t>
+            </w:r>
+          </w:p>
+        </w:tc>
+        <w:tc>
+          <w:tcPr>
+            <w:tcW w:type="dxa" w:w="1234"/>
+          </w:tcPr>
+          <w:p>
+            <w:r>
+              <w:rPr>
+                <w:sz w:val="18"/>
+              </w:rPr>
+              <w:t>Low</w:t>
+            </w:r>
+          </w:p>
+        </w:tc>
+        <w:tc>
+          <w:tcPr>
+            <w:tcW w:type="dxa" w:w="1234"/>
+          </w:tcPr>
+          <w:p>
+            <w:r>
+              <w:rPr>
+                <w:sz w:val="18"/>
+              </w:rPr>
+              <w:t>Inventory count</w:t>
+            </w:r>
+          </w:p>
+        </w:tc>
+        <w:tc>
+          <w:tcPr>
+            <w:tcW w:type="dxa" w:w="1234"/>
+          </w:tcPr>
+          <w:p>
+            <w:r>
+              <w:rPr>
+                <w:sz w:val="18"/>
+              </w:rPr>
+              <w:t>Year-end count variance at one plant &gt;0.5% threshold; root cause cycle-count gaps.</w:t>
+            </w:r>
+          </w:p>
+        </w:tc>
+        <w:tc>
+          <w:tcPr>
+            <w:tcW w:type="dxa" w:w="1234"/>
+          </w:tcPr>
+          <w:p>
+            <w:r>
+              <w:rPr>
+                <w:sz w:val="18"/>
+              </w:rPr>
+              <w:t>Daily cycle-count cadence; root-cause register reviewed monthly.</w:t>
+            </w:r>
+          </w:p>
+        </w:tc>
+        <w:tc>
+          <w:tcPr>
+            <w:tcW w:type="dxa" w:w="1234"/>
+          </w:tcPr>
+          <w:p>
+            <w:r>
+              <w:rPr>
+                <w:sz w:val="18"/>
+              </w:rPr>
+              <w:t>Plant GM (Industrial)</w:t>
+            </w:r>
+          </w:p>
+        </w:tc>
+        <w:tc>
+          <w:tcPr>
+            <w:tcW w:type="dxa" w:w="1234"/>
+          </w:tcPr>
+          <w:p>
+            <w:r>
+              <w:rPr>
+                <w:sz w:val="18"/>
+              </w:rPr>
+              <w:t>31 Aug 2026</w:t>
+            </w:r>
+          </w:p>
+        </w:tc>
+      </w:tr>
+      <w:tr>
+        <w:tc>
+          <w:tcPr>
+            <w:tcW w:type="dxa" w:w="1234"/>
+          </w:tcPr>
+          <w:p>
+            <w:r>
+              <w:rPr>
+                <w:sz w:val="18"/>
+              </w:rPr>
+              <w:t>F-10</w:t>
+            </w:r>
+          </w:p>
+        </w:tc>
+        <w:tc>
+          <w:tcPr>
+            <w:tcW w:type="dxa" w:w="1234"/>
+          </w:tcPr>
+          <w:p>
+            <w:r>
+              <w:rPr>
+                <w:sz w:val="18"/>
+              </w:rPr>
+              <w:t>Low</w:t>
+            </w:r>
+          </w:p>
+        </w:tc>
+        <w:tc>
+          <w:tcPr>
+            <w:tcW w:type="dxa" w:w="1234"/>
+          </w:tcPr>
+          <w:p>
+            <w:r>
+              <w:rPr>
+                <w:sz w:val="18"/>
+              </w:rPr>
+              <w:t>Travel &amp; expense</w:t>
+            </w:r>
+          </w:p>
+        </w:tc>
+        <w:tc>
+          <w:tcPr>
+            <w:tcW w:type="dxa" w:w="1234"/>
+          </w:tcPr>
+          <w:p>
+            <w:r>
+              <w:rPr>
+                <w:sz w:val="18"/>
+              </w:rPr>
+              <w:t>12 expense claims missing supporting receipts &gt;MYR 500 threshold.</w:t>
+            </w:r>
+          </w:p>
+        </w:tc>
+        <w:tc>
+          <w:tcPr>
+            <w:tcW w:type="dxa" w:w="1234"/>
+          </w:tcPr>
+          <w:p>
+            <w:r>
+              <w:rPr>
+                <w:sz w:val="18"/>
+              </w:rPr>
+              <w:t>Reissue T&amp;E policy reminder; auto-reject claims without attachments.</w:t>
+            </w:r>
+          </w:p>
+        </w:tc>
+        <w:tc>
+          <w:tcPr>
+            <w:tcW w:type="dxa" w:w="1234"/>
+          </w:tcPr>
+          <w:p>
+            <w:r>
+              <w:rPr>
+                <w:sz w:val="18"/>
+              </w:rPr>
+              <w:t>Head of Finance Shared Services</w:t>
+            </w:r>
+          </w:p>
+        </w:tc>
+        <w:tc>
+          <w:tcPr>
+            <w:tcW w:type="dxa" w:w="1234"/>
+          </w:tcPr>
+          <w:p>
+            <w:r>
+              <w:rPr>
+                <w:sz w:val="18"/>
+              </w:rPr>
+              <w:t>31 May 2026</w:t>
+            </w:r>
+          </w:p>
+        </w:tc>
+      </w:tr>
+      <w:tr>
+        <w:tc>
+          <w:tcPr>
+            <w:tcW w:type="dxa" w:w="1234"/>
+          </w:tcPr>
+          <w:p>
+            <w:r>
+              <w:rPr>
+                <w:sz w:val="18"/>
+              </w:rPr>
+              <w:t>F-11</w:t>
+            </w:r>
+          </w:p>
+        </w:tc>
+        <w:tc>
+          <w:tcPr>
+            <w:tcW w:type="dxa" w:w="1234"/>
+          </w:tcPr>
+          <w:p>
+            <w:r>
+              <w:rPr>
+                <w:sz w:val="18"/>
+              </w:rPr>
+              <w:t>Low</w:t>
+            </w:r>
+          </w:p>
+        </w:tc>
+        <w:tc>
+          <w:tcPr>
+            <w:tcW w:type="dxa" w:w="1234"/>
+          </w:tcPr>
+          <w:p>
+            <w:r>
+              <w:rPr>
+                <w:sz w:val="18"/>
+              </w:rPr>
+              <w:t>Board minutes</w:t>
+            </w:r>
+          </w:p>
+        </w:tc>
+        <w:tc>
+          <w:tcPr>
+            <w:tcW w:type="dxa" w:w="1234"/>
+          </w:tcPr>
+          <w:p>
+            <w:r>
+              <w:rPr>
+                <w:sz w:val="18"/>
+              </w:rPr>
+              <w:t>2 board sub-committee minutes pending sign-off &gt;60 days.</w:t>
+            </w:r>
+          </w:p>
+        </w:tc>
+        <w:tc>
+          <w:tcPr>
+            <w:tcW w:type="dxa" w:w="1234"/>
+          </w:tcPr>
+          <w:p>
+            <w:r>
+              <w:rPr>
+                <w:sz w:val="18"/>
+              </w:rPr>
+              <w:t>Tighten secretariat workflow; track via OneDrive document approval.</w:t>
+            </w:r>
+          </w:p>
+        </w:tc>
+        <w:tc>
+          <w:tcPr>
+            <w:tcW w:type="dxa" w:w="1234"/>
+          </w:tcPr>
+          <w:p>
+            <w:r>
+              <w:rPr>
+                <w:sz w:val="18"/>
+              </w:rPr>
+              <w:t>Group Company Secretary</w:t>
+            </w:r>
+          </w:p>
+        </w:tc>
+        <w:tc>
+          <w:tcPr>
+            <w:tcW w:type="dxa" w:w="1234"/>
+          </w:tcPr>
+          <w:p>
+            <w:r>
+              <w:rPr>
+                <w:sz w:val="18"/>
+              </w:rPr>
+              <w:t>30 Jun 2026</w:t>
+            </w:r>
+          </w:p>
+        </w:tc>
+      </w:tr>
+      <w:tr>
+        <w:tc>
+          <w:tcPr>
+            <w:tcW w:type="dxa" w:w="1234"/>
+          </w:tcPr>
+          <w:p>
+            <w:r>
+              <w:rPr>
+                <w:sz w:val="18"/>
+              </w:rPr>
+              <w:t>F-12</w:t>
+            </w:r>
+          </w:p>
+        </w:tc>
+        <w:tc>
+          <w:tcPr>
+            <w:tcW w:type="dxa" w:w="1234"/>
+          </w:tcPr>
+          <w:p>
+            <w:r>
+              <w:rPr>
+                <w:sz w:val="18"/>
+              </w:rPr>
+              <w:t>Low</w:t>
+            </w:r>
+          </w:p>
+        </w:tc>
+        <w:tc>
+          <w:tcPr>
+            <w:tcW w:type="dxa" w:w="1234"/>
+          </w:tcPr>
+          <w:p>
+            <w:r>
+              <w:rPr>
+                <w:sz w:val="18"/>
+              </w:rPr>
+              <w:t>Data privacy</w:t>
+            </w:r>
+          </w:p>
+        </w:tc>
+        <w:tc>
+          <w:tcPr>
+            <w:tcW w:type="dxa" w:w="1234"/>
+          </w:tcPr>
+          <w:p>
+            <w:r>
+              <w:rPr>
+                <w:sz w:val="18"/>
+              </w:rPr>
+              <w:t>Customer-data retention schedule not formally approved by data steward.</w:t>
+            </w:r>
+          </w:p>
+        </w:tc>
+        <w:tc>
+          <w:tcPr>
+            <w:tcW w:type="dxa" w:w="1234"/>
+          </w:tcPr>
+          <w:p>
+            <w:r>
+              <w:rPr>
+                <w:sz w:val="18"/>
+              </w:rPr>
+              <w:t>Document Data Retention Standard; obtain DPO sign-off.</w:t>
+            </w:r>
+          </w:p>
+        </w:tc>
+        <w:tc>
+          <w:tcPr>
+            <w:tcW w:type="dxa" w:w="1234"/>
+          </w:tcPr>
+          <w:p>
+            <w:r>
+              <w:rPr>
+                <w:sz w:val="18"/>
+              </w:rPr>
+              <w:t>Data Protection Officer</w:t>
+            </w:r>
+          </w:p>
+        </w:tc>
+        <w:tc>
+          <w:tcPr>
+            <w:tcW w:type="dxa" w:w="1234"/>
+          </w:tcPr>
+          <w:p>
+            <w:r>
+              <w:rPr>
+                <w:sz w:val="18"/>
+              </w:rPr>
+              <w:t>31 Jul 2026</w:t>
             </w:r>
           </w:p>
         </w:tc>
@@ -266,39 +1509,126 @@
     </w:tbl>
     <w:p>
       <w:pPr>
-        <w:pStyle w:val="Heading1"/>
+        <w:spacing w:before="240" w:after="80"/>
       </w:pPr>
       <w:r>
-        <w:t>4. Significant deficiencies - detail</w:t>
+        <w:rPr>
+          <w:b/>
+          <w:color w:val="1F2D55"/>
+          <w:sz w:val="26"/>
+        </w:rPr>
+        <w:t>4. Management response &amp; action plan</w:t>
       </w:r>
     </w:p>
     <w:p>
       <w:pPr>
-        <w:pStyle w:val="ListNumber"/>
+        <w:spacing w:after="80"/>
       </w:pPr>
       <w:r>
-        <w:t>SD-1 - Inadequate IT general controls in revenue cycle management application (RCM-2) at 4 hospitals - manual reconciliation does not fully compensate. Management response: ITGC remediation plan engaged with vendor; close by 30-Jun-2026.</w:t>
+        <w:rPr>
+          <w:i w:val="0"/>
+          <w:sz w:val="20"/>
+        </w:rPr>
+        <w:t>Management agrees with all findings and the proposed recommendations. The action plan above will be tracked monthly in the Group Risk &amp; Audit Committee dashboard. Closure evidence (artefacts, walkthrough screenshots, attestation memos) will be filed against each finding in the IA SharePoint repository.</w:t>
       </w:r>
     </w:p>
     <w:p>
       <w:pPr>
-        <w:pStyle w:val="ListNumber"/>
+        <w:spacing w:before="240" w:after="80"/>
       </w:pPr>
       <w:r>
-        <w:t>SD-2 - Delayed reconciliation of intercompany balances between holding and 3 subsidiaries (4-week delay vs 2-week policy). Management response: process redesign and SLA enforcement; close by 31-May-2026.</w:t>
+        <w:rPr>
+          <w:b/>
+          <w:color w:val="1F2D55"/>
+          <w:sz w:val="26"/>
+        </w:rPr>
+        <w:t>5. Repeat findings analysis</w:t>
       </w:r>
     </w:p>
     <w:p>
       <w:pPr>
-        <w:pStyle w:val="Heading1"/>
+        <w:spacing w:after="80"/>
       </w:pPr>
       <w:r>
-        <w:t>5. Audit fees and non-audit services</w:t>
+        <w:rPr>
+          <w:i w:val="0"/>
+          <w:sz w:val="20"/>
+        </w:rPr>
+        <w:t>Three findings (F-03 stage-completion %, F-08 bank-rec evidence, F-10 T&amp;E receipts) are repeats from prior periods. Internal Audit will conduct a focused follow-up audit in Q1 FY2027 to verify sustainability of remediation.</w:t>
       </w:r>
     </w:p>
     <w:p>
+      <w:pPr>
+        <w:spacing w:before="240" w:after="80"/>
+      </w:pPr>
       <w:r>
-        <w:t>Audit fees for FY2025: MYR 2,840,000 (FY2024: MYR 2,620,000). Non-audit services pre-approved by Audit Committee: MYR 480,000 (transfer-pricing advisory and ICAP review). Non-audit fee ratio: 17%, within Bursa MMLR 15.18 threshold.</w:t>
+        <w:rPr>
+          <w:b/>
+          <w:color w:val="1F2D55"/>
+          <w:sz w:val="26"/>
+        </w:rPr>
+        <w:t>6. Appendices</w:t>
+      </w:r>
+    </w:p>
+    <w:p>
+      <w:pPr>
+        <w:pStyle w:val="ListBullet"/>
+        <w:spacing w:after="40"/>
+      </w:pPr>
+      <w:r>
+        <w:rPr>
+          <w:sz w:val="20"/>
+        </w:rPr>
+        <w:t>Appendix A — Detailed test population and sample selection methodology</w:t>
+      </w:r>
+    </w:p>
+    <w:p>
+      <w:pPr>
+        <w:pStyle w:val="ListBullet"/>
+        <w:spacing w:after="40"/>
+      </w:pPr>
+      <w:r>
+        <w:rPr>
+          <w:sz w:val="20"/>
+        </w:rPr>
+        <w:t>Appendix B — Control matrix mapped to BNM-compliant operating risk taxonomy</w:t>
+      </w:r>
+    </w:p>
+    <w:p>
+      <w:pPr>
+        <w:pStyle w:val="ListBullet"/>
+        <w:spacing w:after="40"/>
+      </w:pPr>
+      <w:r>
+        <w:rPr>
+          <w:sz w:val="20"/>
+        </w:rPr>
+        <w:t>Appendix C — Management responses (full text) with named accountable owners</w:t>
+      </w:r>
+    </w:p>
+    <w:p>
+      <w:pPr>
+        <w:pStyle w:val="ListBullet"/>
+        <w:spacing w:after="40"/>
+      </w:pPr>
+      <w:r>
+        <w:rPr>
+          <w:sz w:val="20"/>
+        </w:rPr>
+        <w:t>Appendix D — Closure-evidence log for prior-period findings</w:t>
+      </w:r>
+    </w:p>
+    <w:p>
+      <w:pPr>
+        <w:jc w:val="center"/>
+      </w:pPr>
+      <w:r>
+        <w:rPr>
+          <w:i/>
+          <w:color w:val="9CA3AF"/>
+          <w:sz w:val="16"/>
+        </w:rPr>
+        <w:t>— END OF DOCUMENT —</w:t>
       </w:r>
     </w:p>
     <w:sectPr>
@@ -674,10 +2004,6 @@
     <w:name w:val="Normal"/>
     <w:qFormat/>
     <w:rsid w:val="00FC693F"/>
-    <w:rPr>
-      <w:rFonts w:ascii="Aptos" w:hAnsi="Aptos"/>
-      <w:sz w:val="22"/>
-    </w:rPr>
   </w:style>
   <w:style w:type="paragraph" w:styleId="Header">
     <w:name w:val="header"/>
